--- a/deliverables/SPRINT_V4-V9/_shared/NEW_V4-V9_SPRINT_PRODUCTION_CHANGELOG.docx
+++ b/deliverables/SPRINT_V4-V9/_shared/NEW_V4-V9_SPRINT_PRODUCTION_CHANGELOG.docx
@@ -68,7 +68,7 @@
         <w:rPr>
           <w:sz w:val="21"/>
         </w:rPr>
-        <w:t>Sunday, September 13, 2026 | 8:00 PM CT</w:t>
+        <w:t>Sunday, September 13, 2026 | 8:44 PM CT</w:t>
       </w:r>
     </w:p>
     <w:p>
@@ -87,7 +87,7 @@
           <w:color w:val="9B2C10"/>
           <w:sz w:val="21"/>
         </w:rPr>
-        <w:t>No spoken wording was changed in any of the six scripts. The supplied Thought-Block copies were not rewritten, shortened or regenerated: each was verified against its script and copied into the package unchanged.</w:t>
+        <w:t>Five spoken sentences were replaced across NEW V6, NEW V8 and NEW V9 by explicit authorization on September 13. No other spoken wording changed anywhere in the six scripts. NEW V4, NEW V5 and NEW V7 are identical to the supplied source, verified against the preserved copy rather than assumed.</w:t>
       </w:r>
     </w:p>
     <w:p>
@@ -1808,7 +1808,7 @@
           <w:color w:val="112345"/>
           <w:sz w:val="26"/>
         </w:rPr>
-        <w:t>FLAGGED, NOT FIXED</w:t>
+        <w:t>SOURCE-LANGUAGE CORRECTIONS</w:t>
       </w:r>
     </w:p>
     <w:p>
@@ -1821,7 +1821,7 @@
           <w:i w:val="0"/>
           <w:sz w:val="21"/>
         </w:rPr>
-        <w:t>A source-language integrity check reads every spoken script for unsupported claims about what people do, feel or struggle with. It reports; it never rewrites. Five sentences were flagged across the six scripts and none was changed.</w:t>
+        <w:t>A source-language integrity check reads every spoken script for unsupported claims about what people do, feel or struggle with. It reports; it never rewrites. Five sentences were flagged across the six scripts, and all five were then replaced by explicit authorization. The replacements are reproduced here exactly as authorized.</w:t>
       </w:r>
     </w:p>
     <w:tbl>
@@ -1850,7 +1850,7 @@
         </w:trPr>
         <w:tc>
           <w:tcPr>
-            <w:tcW w:type="dxa" w:w="1872"/>
+            <w:tcW w:type="dxa" w:w="1728"/>
             <w:shd w:val="clear" w:color="auto" w:fill="F3EFE6"/>
           </w:tcPr>
           <w:p>
@@ -1871,7 +1871,7 @@
         </w:tc>
         <w:tc>
           <w:tcPr>
-            <w:tcW w:type="dxa" w:w="4176"/>
+            <w:tcW w:type="dxa" w:w="4032"/>
             <w:shd w:val="clear" w:color="auto" w:fill="F3EFE6"/>
           </w:tcPr>
           <w:p>
@@ -1886,13 +1886,13 @@
                 <w:color w:val="112345"/>
                 <w:sz w:val="17"/>
               </w:rPr>
-              <w:t>THE SENTENCE</w:t>
+              <w:t>WAS</w:t>
             </w:r>
           </w:p>
         </w:tc>
         <w:tc>
           <w:tcPr>
-            <w:tcW w:type="dxa" w:w="3600"/>
+            <w:tcW w:type="dxa" w:w="3888"/>
             <w:shd w:val="clear" w:color="auto" w:fill="F3EFE6"/>
           </w:tcPr>
           <w:p>
@@ -1907,7 +1907,7 @@
                 <w:color w:val="112345"/>
                 <w:sz w:val="17"/>
               </w:rPr>
-              <w:t>WHY IT IS FLAGGED</w:t>
+              <w:t>NOW</w:t>
             </w:r>
           </w:p>
         </w:tc>
@@ -1915,7 +1915,7 @@
       <w:tr>
         <w:tc>
           <w:tcPr>
-            <w:tcW w:type="dxa" w:w="1872"/>
+            <w:tcW w:type="dxa" w:w="1728"/>
           </w:tcPr>
           <w:p>
             <w:pPr>
@@ -1934,7 +1934,7 @@
         </w:tc>
         <w:tc>
           <w:tcPr>
-            <w:tcW w:type="dxa" w:w="4176"/>
+            <w:tcW w:type="dxa" w:w="4032"/>
           </w:tcPr>
           <w:p>
             <w:pPr>
@@ -1953,7 +1953,7 @@
         </w:tc>
         <w:tc>
           <w:tcPr>
-            <w:tcW w:type="dxa" w:w="3600"/>
+            <w:tcW w:type="dxa" w:w="3888"/>
           </w:tcPr>
           <w:p>
             <w:pPr>
@@ -1966,7 +1966,7 @@
                 <w:i w:val="0"/>
                 <w:sz w:val="16"/>
               </w:rPr>
-              <w:t>Asserts what people do and why. The separately locked V22 package replaced this exact sentence on September 13 by explicit authorization. The sprint script still carries it, so the two layers differ by one sentence. Not changed here: the FINAL sprint script is authoritative.</w:t>
+              <w:t>Then ask the question that is easy to skip when you want the move to work:</w:t>
             </w:r>
           </w:p>
         </w:tc>
@@ -1974,7 +1974,7 @@
       <w:tr>
         <w:tc>
           <w:tcPr>
-            <w:tcW w:type="dxa" w:w="1872"/>
+            <w:tcW w:type="dxa" w:w="1728"/>
           </w:tcPr>
           <w:p>
             <w:pPr>
@@ -1993,7 +1993,7 @@
         </w:tc>
         <w:tc>
           <w:tcPr>
-            <w:tcW w:type="dxa" w:w="4176"/>
+            <w:tcW w:type="dxa" w:w="4032"/>
           </w:tcPr>
           <w:p>
             <w:pPr>
@@ -2012,7 +2012,7 @@
         </w:tc>
         <w:tc>
           <w:tcPr>
-            <w:tcW w:type="dxa" w:w="3600"/>
+            <w:tcW w:type="dxa" w:w="3888"/>
           </w:tcPr>
           <w:p>
             <w:pPr>
@@ -2025,7 +2025,7 @@
                 <w:i w:val="0"/>
                 <w:sz w:val="16"/>
               </w:rPr>
-              <w:t>Asserts what most people do. The teaching survives without the claim, but the sentence is approved source and was not touched.</w:t>
+              <w:t>This happens when evidence gets treated like something to collect later.</w:t>
             </w:r>
           </w:p>
         </w:tc>
@@ -2033,7 +2033,7 @@
       <w:tr>
         <w:tc>
           <w:tcPr>
-            <w:tcW w:type="dxa" w:w="1872"/>
+            <w:tcW w:type="dxa" w:w="1728"/>
           </w:tcPr>
           <w:p>
             <w:pPr>
@@ -2052,7 +2052,7 @@
         </w:tc>
         <w:tc>
           <w:tcPr>
-            <w:tcW w:type="dxa" w:w="4176"/>
+            <w:tcW w:type="dxa" w:w="4032"/>
           </w:tcPr>
           <w:p>
             <w:pPr>
@@ -2071,7 +2071,7 @@
         </w:tc>
         <w:tc>
           <w:tcPr>
-            <w:tcW w:type="dxa" w:w="3600"/>
+            <w:tcW w:type="dxa" w:w="3888"/>
           </w:tcPr>
           <w:p>
             <w:pPr>
@@ -2084,7 +2084,7 @@
                 <w:i w:val="0"/>
                 <w:sz w:val="16"/>
               </w:rPr>
-              <w:t>Asserts a motive for a population. Not changed.</w:t>
+              <w:t>Collecting evidence while you are employed can feel self-promotional, which makes it easy to put off.</w:t>
             </w:r>
           </w:p>
         </w:tc>
@@ -2092,7 +2092,7 @@
       <w:tr>
         <w:tc>
           <w:tcPr>
-            <w:tcW w:type="dxa" w:w="1872"/>
+            <w:tcW w:type="dxa" w:w="1728"/>
           </w:tcPr>
           <w:p>
             <w:pPr>
@@ -2111,7 +2111,7 @@
         </w:tc>
         <w:tc>
           <w:tcPr>
-            <w:tcW w:type="dxa" w:w="4176"/>
+            <w:tcW w:type="dxa" w:w="4032"/>
           </w:tcPr>
           <w:p>
             <w:pPr>
@@ -2130,7 +2130,7 @@
         </w:tc>
         <w:tc>
           <w:tcPr>
-            <w:tcW w:type="dxa" w:w="3600"/>
+            <w:tcW w:type="dxa" w:w="3888"/>
           </w:tcPr>
           <w:p>
             <w:pPr>
@@ -2143,7 +2143,7 @@
                 <w:i w:val="0"/>
                 <w:sz w:val="16"/>
               </w:rPr>
-              <w:t>Asserts what people usually ask. Not changed.</w:t>
+              <w:t>When you think about changing industries, the obvious first question is:</w:t>
             </w:r>
           </w:p>
         </w:tc>
@@ -2151,7 +2151,7 @@
       <w:tr>
         <w:tc>
           <w:tcPr>
-            <w:tcW w:type="dxa" w:w="1872"/>
+            <w:tcW w:type="dxa" w:w="1728"/>
           </w:tcPr>
           <w:p>
             <w:pPr>
@@ -2170,7 +2170,7 @@
         </w:tc>
         <w:tc>
           <w:tcPr>
-            <w:tcW w:type="dxa" w:w="4176"/>
+            <w:tcW w:type="dxa" w:w="4032"/>
           </w:tcPr>
           <w:p>
             <w:pPr>
@@ -2189,7 +2189,7 @@
         </w:tc>
         <w:tc>
           <w:tcPr>
-            <w:tcW w:type="dxa" w:w="3600"/>
+            <w:tcW w:type="dxa" w:w="3888"/>
           </w:tcPr>
           <w:p>
             <w:pPr>
@@ -2202,7 +2202,7 @@
                 <w:i w:val="0"/>
                 <w:sz w:val="16"/>
               </w:rPr>
-              <w:t>Asserts what people want to do. Not changed.</w:t>
+              <w:t>And then there is the harder part of the audit.</w:t>
             </w:r>
           </w:p>
         </w:tc>
@@ -2212,6 +2212,19 @@
       <w:pPr>
         <w:spacing w:after="120"/>
       </w:pPr>
+    </w:p>
+    <w:p>
+      <w:pPr>
+        <w:spacing w:before="120" w:after="160"/>
+      </w:pPr>
+      <w:r>
+        <w:rPr>
+          <w:b w:val="0"/>
+          <w:i w:val="0"/>
+          <w:sz w:val="21"/>
+        </w:rPr>
+        <w:t>The NEW V6 correction restores the wording already approved in the separately locked V22 package, which replaced that exact sentence on the same day for exactly this reason. The two layers now agree.</w:t>
+      </w:r>
     </w:p>
     <w:p>
       <w:pPr>
@@ -2229,7 +2242,83 @@
           <w:color w:val="9B2C10"/>
           <w:sz w:val="21"/>
         </w:rPr>
-        <w:t>The NEW V6 flag is a genuine conflict, not a style note. That exact sentence was replaced in the separately locked V22 package on the same day, by explicit authorization, for exactly this reason. The sprint script still carries the earlier wording, so the two layers now differ by one sentence. The FINAL sprint script is authoritative here and was not touched. This needs a decision, not a fix.</w:t>
+        <w:t>The source-language check now reports nothing across all six scripts. It still runs, and it still fires: it was tested against injected phrasing rather than assumed to work.</w:t>
+      </w:r>
+    </w:p>
+    <w:p>
+      <w:pPr>
+        <w:spacing w:before="320" w:after="120"/>
+        <w:keepNext w:val="1"/>
+        <w:keepLines w:val="1"/>
+      </w:pPr>
+      <w:r>
+        <w:rPr>
+          <w:b/>
+          <w:i w:val="0"/>
+          <w:color w:val="112345"/>
+          <w:sz w:val="26"/>
+        </w:rPr>
+        <w:t>WHAT THE CORRECTION DID AND DID NOT TOUCH</w:t>
+      </w:r>
+    </w:p>
+    <w:p>
+      <w:pPr>
+        <w:spacing w:after="80" w:line="278" w:lineRule="auto"/>
+        <w:ind w:left="547" w:hanging="230"/>
+      </w:pPr>
+      <w:r>
+        <w:rPr>
+          <w:sz w:val="20"/>
+        </w:rPr>
+        <w:t>•   Each of the five sentences appears exactly once in its own spoken stream and once in its Thought-Block copy, and in no Short, no visual asset and no other script. That was measured before anything was edited.</w:t>
+      </w:r>
+    </w:p>
+    <w:p>
+      <w:pPr>
+        <w:spacing w:after="80" w:line="278" w:lineRule="auto"/>
+        <w:ind w:left="547" w:hanging="230"/>
+      </w:pPr>
+      <w:r>
+        <w:rPr>
+          <w:sz w:val="20"/>
+        </w:rPr>
+        <w:t>•   The Thought-Block copies for NEW V6, NEW V8 and NEW V9 were corrected in place, so every block label and [NOT SPOKEN] marker is untouched and each copy still matches its script exactly and in order.</w:t>
+      </w:r>
+    </w:p>
+    <w:p>
+      <w:pPr>
+        <w:spacing w:after="80" w:line="278" w:lineRule="auto"/>
+        <w:ind w:left="547" w:hanging="230"/>
+      </w:pPr>
+      <w:r>
+        <w:rPr>
+          <w:sz w:val="20"/>
+        </w:rPr>
+        <w:t>•   No visual asset was rebuilt: none of the five sentences appears on a card.</w:t>
+      </w:r>
+    </w:p>
+    <w:p>
+      <w:pPr>
+        <w:spacing w:after="80" w:line="278" w:lineRule="auto"/>
+        <w:ind w:left="547" w:hanging="230"/>
+      </w:pPr>
+      <w:r>
+        <w:rPr>
+          <w:sz w:val="20"/>
+        </w:rPr>
+        <w:t>•   No Short changed, and the three-per-video bank is unchanged.</w:t>
+      </w:r>
+    </w:p>
+    <w:p>
+      <w:pPr>
+        <w:spacing w:after="80" w:line="278" w:lineRule="auto"/>
+        <w:ind w:left="547" w:hanging="230"/>
+      </w:pPr>
+      <w:r>
+        <w:rPr>
+          <w:sz w:val="20"/>
+        </w:rPr>
+        <w:t>•   Only the NEW V6, NEW V8 and NEW V9 package archives were rebuilt. NEW V4, NEW V5 and NEW V7 were re-checked in place and their archives are byte-identical.</w:t>
       </w:r>
     </w:p>
     <w:sectPr>

--- a/deliverables/SPRINT_V4-V9/_shared/NEW_V4-V9_SPRINT_PRODUCTION_CHANGELOG.docx
+++ b/deliverables/SPRINT_V4-V9/_shared/NEW_V4-V9_SPRINT_PRODUCTION_CHANGELOG.docx
@@ -68,7 +68,7 @@
         <w:rPr>
           <w:sz w:val="21"/>
         </w:rPr>
-        <w:t>Sunday, September 13, 2026 | 8:44 PM CT</w:t>
+        <w:t>Monday, September 14, 2026 | 5:48 AM CT</w:t>
       </w:r>
     </w:p>
     <w:p>
@@ -87,7 +87,7 @@
           <w:color w:val="9B2C10"/>
           <w:sz w:val="21"/>
         </w:rPr>
-        <w:t>Five spoken sentences were replaced across NEW V6, NEW V8 and NEW V9 by explicit authorization on September 13. No other spoken wording changed anywhere in the six scripts. NEW V4, NEW V5 and NEW V7 are identical to the supplied source, verified against the preserved copy rather than assumed.</w:t>
+        <w:t>Six spoken sentences have been replaced by explicit authorization: five source-language corrections on September 13 across NEW V6, NEW V8 and NEW V9, and one public employer anonymization in NEW V6 on September 14. No other spoken wording changed anywhere in the six scripts. NEW V4, NEW V5 and NEW V7 are identical to the supplied source, verified against the preserved copy rather than assumed.</w:t>
       </w:r>
     </w:p>
     <w:p>
@@ -1085,46 +1085,6 @@
                 <w:i w:val="0"/>
                 <w:sz w:val="15"/>
               </w:rPr>
-              <w:t>NEW_V6_FS_01_TITLE_ONLY</w:t>
-            </w:r>
-          </w:p>
-        </w:tc>
-        <w:tc>
-          <w:tcPr>
-            <w:tcW w:type="dxa" w:w="5904"/>
-          </w:tcPr>
-          <w:p>
-            <w:pPr>
-              <w:spacing w:before="60" w:after="60" w:line="264" w:lineRule="auto"/>
-            </w:pPr>
-            <w:r/>
-            <w:r>
-              <w:rPr>
-                <w:b w:val="0"/>
-                <w:i w:val="0"/>
-                <w:sz w:val="15"/>
-              </w:rPr>
-              <w:t>all 1 states byte-identical to the former V22 package</w:t>
-            </w:r>
-          </w:p>
-        </w:tc>
-      </w:tr>
-      <w:tr>
-        <w:tc>
-          <w:tcPr>
-            <w:tcW w:type="dxa" w:w="3744"/>
-          </w:tcPr>
-          <w:p>
-            <w:pPr>
-              <w:spacing w:before="60" w:after="60" w:line="264" w:lineRule="auto"/>
-            </w:pPr>
-            <w:r/>
-            <w:r>
-              <w:rPr>
-                <w:b w:val="0"/>
-                <w:i w:val="0"/>
-                <w:sz w:val="15"/>
-              </w:rPr>
               <w:t>NEW_V6_FS_02_THE_CONTRADICTION</w:t>
             </w:r>
           </w:p>
@@ -1285,7 +1245,7 @@
                 <w:i w:val="0"/>
                 <w:sz w:val="15"/>
               </w:rPr>
-              <w:t>NEW_V6_FS_06_HCSC_WALKTHROUGH</w:t>
+              <w:t>NEW_V6_FS_06_POSTING_WALKTHROUGH</w:t>
             </w:r>
           </w:p>
         </w:tc>
@@ -1365,87 +1325,7 @@
                 <w:i w:val="0"/>
                 <w:sz w:val="15"/>
               </w:rPr>
-              <w:t>NEW_V6_FS_09_PREDEFINED_DECISIONS</w:t>
-            </w:r>
-          </w:p>
-        </w:tc>
-        <w:tc>
-          <w:tcPr>
-            <w:tcW w:type="dxa" w:w="5904"/>
-          </w:tcPr>
-          <w:p>
-            <w:pPr>
-              <w:spacing w:before="60" w:after="60" w:line="264" w:lineRule="auto"/>
-            </w:pPr>
-            <w:r/>
-            <w:r>
-              <w:rPr>
-                <w:b w:val="0"/>
-                <w:i w:val="0"/>
-                <w:sz w:val="15"/>
-              </w:rPr>
-              <w:t>all 2 states byte-identical to the former V22 package</w:t>
-            </w:r>
-          </w:p>
-        </w:tc>
-      </w:tr>
-      <w:tr>
-        <w:tc>
-          <w:tcPr>
-            <w:tcW w:type="dxa" w:w="3744"/>
-          </w:tcPr>
-          <w:p>
-            <w:pPr>
-              <w:spacing w:before="60" w:after="60" w:line="264" w:lineRule="auto"/>
-            </w:pPr>
-            <w:r/>
-            <w:r>
-              <w:rPr>
-                <w:b w:val="0"/>
-                <w:i w:val="0"/>
-                <w:sz w:val="15"/>
-              </w:rPr>
               <w:t>NEW_V6_FS_17_REAL_GAP</w:t>
-            </w:r>
-          </w:p>
-        </w:tc>
-        <w:tc>
-          <w:tcPr>
-            <w:tcW w:type="dxa" w:w="5904"/>
-          </w:tcPr>
-          <w:p>
-            <w:pPr>
-              <w:spacing w:before="60" w:after="60" w:line="264" w:lineRule="auto"/>
-            </w:pPr>
-            <w:r/>
-            <w:r>
-              <w:rPr>
-                <w:b w:val="0"/>
-                <w:i w:val="0"/>
-                <w:sz w:val="15"/>
-              </w:rPr>
-              <w:t>all 2 states byte-identical to the former V22 package</w:t>
-            </w:r>
-          </w:p>
-        </w:tc>
-      </w:tr>
-      <w:tr>
-        <w:tc>
-          <w:tcPr>
-            <w:tcW w:type="dxa" w:w="3744"/>
-          </w:tcPr>
-          <w:p>
-            <w:pPr>
-              <w:spacing w:before="60" w:after="60" w:line="264" w:lineRule="auto"/>
-            </w:pPr>
-            <w:r/>
-            <w:r>
-              <w:rPr>
-                <w:b w:val="0"/>
-                <w:i w:val="0"/>
-                <w:sz w:val="15"/>
-              </w:rPr>
-              <w:t>NEW_V6_FS_10_DIRECTOR_COMPARE</w:t>
             </w:r>
           </w:p>
         </w:tc>
@@ -1505,46 +1385,6 @@
                 <w:sz w:val="15"/>
               </w:rPr>
               <w:t>all 4 states byte-identical to the former V22 package</w:t>
-            </w:r>
-          </w:p>
-        </w:tc>
-      </w:tr>
-      <w:tr>
-        <w:tc>
-          <w:tcPr>
-            <w:tcW w:type="dxa" w:w="3744"/>
-          </w:tcPr>
-          <w:p>
-            <w:pPr>
-              <w:spacing w:before="60" w:after="60" w:line="264" w:lineRule="auto"/>
-            </w:pPr>
-            <w:r/>
-            <w:r>
-              <w:rPr>
-                <w:b w:val="0"/>
-                <w:i w:val="0"/>
-                <w:sz w:val="15"/>
-              </w:rPr>
-              <w:t>NEW_V6_FS_13_ACRONYM_WALL</w:t>
-            </w:r>
-          </w:p>
-        </w:tc>
-        <w:tc>
-          <w:tcPr>
-            <w:tcW w:type="dxa" w:w="5904"/>
-          </w:tcPr>
-          <w:p>
-            <w:pPr>
-              <w:spacing w:before="60" w:after="60" w:line="264" w:lineRule="auto"/>
-            </w:pPr>
-            <w:r/>
-            <w:r>
-              <w:rPr>
-                <w:b w:val="0"/>
-                <w:i w:val="0"/>
-                <w:sz w:val="15"/>
-              </w:rPr>
-              <w:t>all 2 states byte-identical to the former V22 package</w:t>
             </w:r>
           </w:p>
         </w:tc>
@@ -1987,6 +1827,65 @@
                 <w:i w:val="0"/>
                 <w:sz w:val="16"/>
               </w:rPr>
+              <w:t>NEW V6 (former V22)</w:t>
+            </w:r>
+          </w:p>
+        </w:tc>
+        <w:tc>
+          <w:tcPr>
+            <w:tcW w:type="dxa" w:w="4032"/>
+          </w:tcPr>
+          <w:p>
+            <w:pPr>
+              <w:spacing w:before="60" w:after="60" w:line="264" w:lineRule="auto"/>
+            </w:pPr>
+            <w:r/>
+            <w:r>
+              <w:rPr>
+                <w:b w:val="0"/>
+                <w:i w:val="0"/>
+                <w:sz w:val="16"/>
+              </w:rPr>
+              <w:t>One posting in the sample was unusually direct. GiveDirectly was hiring a Director of Global Talent Acquisition and said candidates whose recruiting experience was exclusively in one geographic context were unlikely to be a strong fit.</w:t>
+            </w:r>
+          </w:p>
+        </w:tc>
+        <w:tc>
+          <w:tcPr>
+            <w:tcW w:type="dxa" w:w="3888"/>
+          </w:tcPr>
+          <w:p>
+            <w:pPr>
+              <w:spacing w:before="60" w:after="60" w:line="264" w:lineRule="auto"/>
+            </w:pPr>
+            <w:r/>
+            <w:r>
+              <w:rPr>
+                <w:b w:val="0"/>
+                <w:i w:val="0"/>
+                <w:sz w:val="16"/>
+              </w:rPr>
+              <w:t>One posting in the sample was unusually direct. A global nonprofit was hiring a Director of Global Talent Acquisition and said candidates whose recruiting experience was exclusively in one geographic context were unlikely to be a strong fit.</w:t>
+            </w:r>
+          </w:p>
+        </w:tc>
+      </w:tr>
+      <w:tr>
+        <w:tc>
+          <w:tcPr>
+            <w:tcW w:type="dxa" w:w="1728"/>
+          </w:tcPr>
+          <w:p>
+            <w:pPr>
+              <w:spacing w:before="60" w:after="60" w:line="264" w:lineRule="auto"/>
+            </w:pPr>
+            <w:r/>
+            <w:r>
+              <w:rPr>
+                <w:b w:val="0"/>
+                <w:i w:val="0"/>
+                <w:sz w:val="16"/>
+              </w:rPr>
               <w:t>NEW V8 (former V28)</w:t>
             </w:r>
           </w:p>
@@ -2321,6 +2220,1101 @@
         <w:t>•   Only the NEW V6, NEW V8 and NEW V9 package archives were rebuilt. NEW V4, NEW V5 and NEW V7 were re-checked in place and their archives are byte-identical.</w:t>
       </w:r>
     </w:p>
+    <w:p>
+      <w:pPr>
+        <w:spacing w:before="320" w:after="120"/>
+        <w:keepNext w:val="1"/>
+        <w:keepLines w:val="1"/>
+      </w:pPr>
+      <w:r>
+        <w:rPr>
+          <w:b/>
+          <w:i w:val="0"/>
+          <w:color w:val="112345"/>
+          <w:sz w:val="26"/>
+        </w:rPr>
+        <w:t>NEW V6 PUBLIC EMPLOYER ANONYMIZATION</w:t>
+      </w:r>
+    </w:p>
+    <w:p>
+      <w:pPr>
+        <w:spacing w:before="0" w:after="160"/>
+      </w:pPr>
+      <w:r>
+        <w:rPr>
+          <w:b w:val="0"/>
+          <w:i w:val="0"/>
+          <w:sz w:val="21"/>
+        </w:rPr>
+        <w:t>The research stays fully traceable internally and the public teaching layer no longer names an employer. The video teaches how to read a job description; it is not a company review. One spoken sentence was replaced and seven card states across four families now carry a generic label.</w:t>
+      </w:r>
+    </w:p>
+    <w:tbl>
+      <w:tblPr>
+        <w:tblW w:type="auto" w:w="0"/>
+        <w:jc w:val="left"/>
+        <w:tblBorders>
+          <w:top w:val="single" w:sz="4" w:space="0" w:color="C9BFA8"/>
+          <w:left w:val="single" w:sz="4" w:space="0" w:color="C9BFA8"/>
+          <w:bottom w:val="single" w:sz="4" w:space="0" w:color="C9BFA8"/>
+          <w:right w:val="single" w:sz="4" w:space="0" w:color="C9BFA8"/>
+          <w:insideH w:val="single" w:sz="4" w:space="0" w:color="C9BFA8"/>
+          <w:insideV w:val="single" w:sz="4" w:space="0" w:color="C9BFA8"/>
+        </w:tblBorders>
+        <w:tblLayout w:type="fixed"/>
+        <w:tblLook w:firstColumn="1" w:firstRow="1" w:lastColumn="0" w:lastRow="0" w:noHBand="0" w:noVBand="1" w:val="04A0"/>
+      </w:tblPr>
+      <w:tblGrid>
+        <w:gridCol w:w="4824"/>
+        <w:gridCol w:w="4824"/>
+      </w:tblGrid>
+      <w:tr>
+        <w:trPr>
+          <w:tblHeader w:val="true"/>
+        </w:trPr>
+        <w:tc>
+          <w:tcPr>
+            <w:tcW w:type="dxa" w:w="4752"/>
+            <w:shd w:val="clear" w:color="auto" w:fill="F3EFE6"/>
+          </w:tcPr>
+          <w:p>
+            <w:pPr>
+              <w:spacing w:before="60" w:after="60" w:line="264" w:lineRule="auto"/>
+            </w:pPr>
+            <w:r/>
+            <w:r>
+              <w:rPr>
+                <w:b/>
+                <w:i w:val="0"/>
+                <w:color w:val="112345"/>
+                <w:sz w:val="17"/>
+              </w:rPr>
+              <w:t>EMPLOYER, INTERNAL</w:t>
+            </w:r>
+          </w:p>
+        </w:tc>
+        <w:tc>
+          <w:tcPr>
+            <w:tcW w:type="dxa" w:w="4896"/>
+            <w:shd w:val="clear" w:color="auto" w:fill="F3EFE6"/>
+          </w:tcPr>
+          <w:p>
+            <w:pPr>
+              <w:spacing w:before="60" w:after="60" w:line="264" w:lineRule="auto"/>
+            </w:pPr>
+            <w:r/>
+            <w:r>
+              <w:rPr>
+                <w:b/>
+                <w:i w:val="0"/>
+                <w:color w:val="112345"/>
+                <w:sz w:val="17"/>
+              </w:rPr>
+              <w:t>PUBLIC LABEL</w:t>
+            </w:r>
+          </w:p>
+        </w:tc>
+      </w:tr>
+      <w:tr>
+        <w:tc>
+          <w:tcPr>
+            <w:tcW w:type="dxa" w:w="4752"/>
+          </w:tcPr>
+          <w:p>
+            <w:pPr>
+              <w:spacing w:before="60" w:after="60" w:line="264" w:lineRule="auto"/>
+            </w:pPr>
+            <w:r/>
+            <w:r>
+              <w:rPr>
+                <w:b w:val="0"/>
+                <w:i w:val="0"/>
+                <w:sz w:val="17"/>
+              </w:rPr>
+              <w:t>Health Care Service Corporation</w:t>
+            </w:r>
+          </w:p>
+        </w:tc>
+        <w:tc>
+          <w:tcPr>
+            <w:tcW w:type="dxa" w:w="4896"/>
+          </w:tcPr>
+          <w:p>
+            <w:pPr>
+              <w:spacing w:before="60" w:after="60" w:line="264" w:lineRule="auto"/>
+            </w:pPr>
+            <w:r/>
+            <w:r>
+              <w:rPr>
+                <w:b w:val="0"/>
+                <w:i w:val="0"/>
+                <w:sz w:val="17"/>
+              </w:rPr>
+              <w:t>Large Health Insurer</w:t>
+            </w:r>
+          </w:p>
+        </w:tc>
+      </w:tr>
+      <w:tr>
+        <w:tc>
+          <w:tcPr>
+            <w:tcW w:type="dxa" w:w="4752"/>
+          </w:tcPr>
+          <w:p>
+            <w:pPr>
+              <w:spacing w:before="60" w:after="60" w:line="264" w:lineRule="auto"/>
+            </w:pPr>
+            <w:r/>
+            <w:r>
+              <w:rPr>
+                <w:b w:val="0"/>
+                <w:i w:val="0"/>
+                <w:sz w:val="17"/>
+              </w:rPr>
+              <w:t>Zeta Global</w:t>
+            </w:r>
+          </w:p>
+        </w:tc>
+        <w:tc>
+          <w:tcPr>
+            <w:tcW w:type="dxa" w:w="4896"/>
+          </w:tcPr>
+          <w:p>
+            <w:pPr>
+              <w:spacing w:before="60" w:after="60" w:line="264" w:lineRule="auto"/>
+            </w:pPr>
+            <w:r/>
+            <w:r>
+              <w:rPr>
+                <w:b w:val="0"/>
+                <w:i w:val="0"/>
+                <w:sz w:val="17"/>
+              </w:rPr>
+              <w:t>Marketing Technology Company</w:t>
+            </w:r>
+          </w:p>
+        </w:tc>
+      </w:tr>
+      <w:tr>
+        <w:tc>
+          <w:tcPr>
+            <w:tcW w:type="dxa" w:w="4752"/>
+          </w:tcPr>
+          <w:p>
+            <w:pPr>
+              <w:spacing w:before="60" w:after="60" w:line="264" w:lineRule="auto"/>
+            </w:pPr>
+            <w:r/>
+            <w:r>
+              <w:rPr>
+                <w:b w:val="0"/>
+                <w:i w:val="0"/>
+                <w:sz w:val="17"/>
+              </w:rPr>
+              <w:t>Patriot Growth Insurance Services</w:t>
+            </w:r>
+          </w:p>
+        </w:tc>
+        <w:tc>
+          <w:tcPr>
+            <w:tcW w:type="dxa" w:w="4896"/>
+          </w:tcPr>
+          <w:p>
+            <w:pPr>
+              <w:spacing w:before="60" w:after="60" w:line="264" w:lineRule="auto"/>
+            </w:pPr>
+            <w:r/>
+            <w:r>
+              <w:rPr>
+                <w:b w:val="0"/>
+                <w:i w:val="0"/>
+                <w:sz w:val="17"/>
+              </w:rPr>
+              <w:t>Insurance Brokerage</w:t>
+            </w:r>
+          </w:p>
+        </w:tc>
+      </w:tr>
+      <w:tr>
+        <w:tc>
+          <w:tcPr>
+            <w:tcW w:type="dxa" w:w="4752"/>
+          </w:tcPr>
+          <w:p>
+            <w:pPr>
+              <w:spacing w:before="60" w:after="60" w:line="264" w:lineRule="auto"/>
+            </w:pPr>
+            <w:r/>
+            <w:r>
+              <w:rPr>
+                <w:b w:val="0"/>
+                <w:i w:val="0"/>
+                <w:sz w:val="17"/>
+              </w:rPr>
+              <w:t>xAI</w:t>
+            </w:r>
+          </w:p>
+        </w:tc>
+        <w:tc>
+          <w:tcPr>
+            <w:tcW w:type="dxa" w:w="4896"/>
+          </w:tcPr>
+          <w:p>
+            <w:pPr>
+              <w:spacing w:before="60" w:after="60" w:line="264" w:lineRule="auto"/>
+            </w:pPr>
+            <w:r/>
+            <w:r>
+              <w:rPr>
+                <w:b w:val="0"/>
+                <w:i w:val="0"/>
+                <w:sz w:val="17"/>
+              </w:rPr>
+              <w:t>AI Company</w:t>
+            </w:r>
+          </w:p>
+        </w:tc>
+      </w:tr>
+      <w:tr>
+        <w:tc>
+          <w:tcPr>
+            <w:tcW w:type="dxa" w:w="4752"/>
+          </w:tcPr>
+          <w:p>
+            <w:pPr>
+              <w:spacing w:before="60" w:after="60" w:line="264" w:lineRule="auto"/>
+            </w:pPr>
+            <w:r/>
+            <w:r>
+              <w:rPr>
+                <w:b w:val="0"/>
+                <w:i w:val="0"/>
+                <w:sz w:val="17"/>
+              </w:rPr>
+              <w:t>GiveDirectly</w:t>
+            </w:r>
+          </w:p>
+        </w:tc>
+        <w:tc>
+          <w:tcPr>
+            <w:tcW w:type="dxa" w:w="4896"/>
+          </w:tcPr>
+          <w:p>
+            <w:pPr>
+              <w:spacing w:before="60" w:after="60" w:line="264" w:lineRule="auto"/>
+            </w:pPr>
+            <w:r/>
+            <w:r>
+              <w:rPr>
+                <w:b w:val="0"/>
+                <w:i w:val="0"/>
+                <w:sz w:val="17"/>
+              </w:rPr>
+              <w:t>A global nonprofit, spoken</w:t>
+            </w:r>
+          </w:p>
+        </w:tc>
+      </w:tr>
+    </w:tbl>
+    <w:p>
+      <w:pPr>
+        <w:spacing w:after="120"/>
+      </w:pPr>
+    </w:p>
+    <w:p>
+      <w:pPr>
+        <w:spacing w:before="120" w:after="160"/>
+      </w:pPr>
+      <w:r>
+        <w:rPr>
+          <w:b w:val="0"/>
+          <w:i w:val="0"/>
+          <w:sz w:val="21"/>
+        </w:rPr>
+        <w:t>Each anonymized card was proved to differ by the label and nothing else: restoring the employer name returns the card to the exact bytes the locked V22 package shipped.</w:t>
+      </w:r>
+    </w:p>
+    <w:tbl>
+      <w:tblPr>
+        <w:tblW w:type="auto" w:w="0"/>
+        <w:jc w:val="left"/>
+        <w:tblBorders>
+          <w:top w:val="single" w:sz="4" w:space="0" w:color="C9BFA8"/>
+          <w:left w:val="single" w:sz="4" w:space="0" w:color="C9BFA8"/>
+          <w:bottom w:val="single" w:sz="4" w:space="0" w:color="C9BFA8"/>
+          <w:right w:val="single" w:sz="4" w:space="0" w:color="C9BFA8"/>
+          <w:insideH w:val="single" w:sz="4" w:space="0" w:color="C9BFA8"/>
+          <w:insideV w:val="single" w:sz="4" w:space="0" w:color="C9BFA8"/>
+        </w:tblBorders>
+        <w:tblLayout w:type="fixed"/>
+        <w:tblLook w:firstColumn="1" w:firstRow="1" w:lastColumn="0" w:lastRow="0" w:noHBand="0" w:noVBand="1" w:val="04A0"/>
+      </w:tblPr>
+      <w:tblGrid>
+        <w:gridCol w:w="4824"/>
+        <w:gridCol w:w="4824"/>
+      </w:tblGrid>
+      <w:tr>
+        <w:trPr>
+          <w:tblHeader w:val="true"/>
+        </w:trPr>
+        <w:tc>
+          <w:tcPr>
+            <w:tcW w:type="dxa" w:w="3744"/>
+            <w:shd w:val="clear" w:color="auto" w:fill="F3EFE6"/>
+          </w:tcPr>
+          <w:p>
+            <w:pPr>
+              <w:spacing w:before="60" w:after="60" w:line="264" w:lineRule="auto"/>
+            </w:pPr>
+            <w:r/>
+            <w:r>
+              <w:rPr>
+                <w:b/>
+                <w:i w:val="0"/>
+                <w:color w:val="112345"/>
+                <w:sz w:val="17"/>
+              </w:rPr>
+              <w:t>ANONYMIZED FAMILY</w:t>
+            </w:r>
+          </w:p>
+        </w:tc>
+        <w:tc>
+          <w:tcPr>
+            <w:tcW w:type="dxa" w:w="5904"/>
+            <w:shd w:val="clear" w:color="auto" w:fill="F3EFE6"/>
+          </w:tcPr>
+          <w:p>
+            <w:pPr>
+              <w:spacing w:before="60" w:after="60" w:line="264" w:lineRule="auto"/>
+            </w:pPr>
+            <w:r/>
+            <w:r>
+              <w:rPr>
+                <w:b/>
+                <w:i w:val="0"/>
+                <w:color w:val="112345"/>
+                <w:sz w:val="17"/>
+              </w:rPr>
+              <w:t>VERIFIED</w:t>
+            </w:r>
+          </w:p>
+        </w:tc>
+      </w:tr>
+      <w:tr>
+        <w:tc>
+          <w:tcPr>
+            <w:tcW w:type="dxa" w:w="3744"/>
+          </w:tcPr>
+          <w:p>
+            <w:pPr>
+              <w:spacing w:before="60" w:after="60" w:line="264" w:lineRule="auto"/>
+            </w:pPr>
+            <w:r/>
+            <w:r>
+              <w:rPr>
+                <w:b w:val="0"/>
+                <w:i w:val="0"/>
+                <w:sz w:val="15"/>
+              </w:rPr>
+              <w:t>NEW_V6_FS_01_TITLE_ONLY</w:t>
+            </w:r>
+          </w:p>
+        </w:tc>
+        <w:tc>
+          <w:tcPr>
+            <w:tcW w:type="dxa" w:w="5904"/>
+          </w:tcPr>
+          <w:p>
+            <w:pPr>
+              <w:spacing w:before="60" w:after="60" w:line="264" w:lineRule="auto"/>
+            </w:pPr>
+            <w:r/>
+            <w:r>
+              <w:rPr>
+                <w:b w:val="0"/>
+                <w:i w:val="0"/>
+                <w:sz w:val="15"/>
+              </w:rPr>
+              <w:t>restoring the employer name returns all 1 states to the former V22 bytes exactly</w:t>
+            </w:r>
+          </w:p>
+        </w:tc>
+      </w:tr>
+      <w:tr>
+        <w:tc>
+          <w:tcPr>
+            <w:tcW w:type="dxa" w:w="3744"/>
+          </w:tcPr>
+          <w:p>
+            <w:pPr>
+              <w:spacing w:before="60" w:after="60" w:line="264" w:lineRule="auto"/>
+            </w:pPr>
+            <w:r/>
+            <w:r>
+              <w:rPr>
+                <w:b w:val="0"/>
+                <w:i w:val="0"/>
+                <w:sz w:val="15"/>
+              </w:rPr>
+              <w:t>NEW_V6_FS_09_PREDEFINED_DECISIONS</w:t>
+            </w:r>
+          </w:p>
+        </w:tc>
+        <w:tc>
+          <w:tcPr>
+            <w:tcW w:type="dxa" w:w="5904"/>
+          </w:tcPr>
+          <w:p>
+            <w:pPr>
+              <w:spacing w:before="60" w:after="60" w:line="264" w:lineRule="auto"/>
+            </w:pPr>
+            <w:r/>
+            <w:r>
+              <w:rPr>
+                <w:b w:val="0"/>
+                <w:i w:val="0"/>
+                <w:sz w:val="15"/>
+              </w:rPr>
+              <w:t>restoring the employer name returns all 2 states to the former V22 bytes exactly</w:t>
+            </w:r>
+          </w:p>
+        </w:tc>
+      </w:tr>
+      <w:tr>
+        <w:tc>
+          <w:tcPr>
+            <w:tcW w:type="dxa" w:w="3744"/>
+          </w:tcPr>
+          <w:p>
+            <w:pPr>
+              <w:spacing w:before="60" w:after="60" w:line="264" w:lineRule="auto"/>
+            </w:pPr>
+            <w:r/>
+            <w:r>
+              <w:rPr>
+                <w:b w:val="0"/>
+                <w:i w:val="0"/>
+                <w:sz w:val="15"/>
+              </w:rPr>
+              <w:t>NEW_V6_FS_10_DIRECTOR_COMPARE</w:t>
+            </w:r>
+          </w:p>
+        </w:tc>
+        <w:tc>
+          <w:tcPr>
+            <w:tcW w:type="dxa" w:w="5904"/>
+          </w:tcPr>
+          <w:p>
+            <w:pPr>
+              <w:spacing w:before="60" w:after="60" w:line="264" w:lineRule="auto"/>
+            </w:pPr>
+            <w:r/>
+            <w:r>
+              <w:rPr>
+                <w:b w:val="0"/>
+                <w:i w:val="0"/>
+                <w:sz w:val="15"/>
+              </w:rPr>
+              <w:t>restoring the employer name returns all 2 states to the former V22 bytes exactly</w:t>
+            </w:r>
+          </w:p>
+        </w:tc>
+      </w:tr>
+      <w:tr>
+        <w:tc>
+          <w:tcPr>
+            <w:tcW w:type="dxa" w:w="3744"/>
+          </w:tcPr>
+          <w:p>
+            <w:pPr>
+              <w:spacing w:before="60" w:after="60" w:line="264" w:lineRule="auto"/>
+            </w:pPr>
+            <w:r/>
+            <w:r>
+              <w:rPr>
+                <w:b w:val="0"/>
+                <w:i w:val="0"/>
+                <w:sz w:val="15"/>
+              </w:rPr>
+              <w:t>NEW_V6_FS_13_ACRONYM_WALL</w:t>
+            </w:r>
+          </w:p>
+        </w:tc>
+        <w:tc>
+          <w:tcPr>
+            <w:tcW w:type="dxa" w:w="5904"/>
+          </w:tcPr>
+          <w:p>
+            <w:pPr>
+              <w:spacing w:before="60" w:after="60" w:line="264" w:lineRule="auto"/>
+            </w:pPr>
+            <w:r/>
+            <w:r>
+              <w:rPr>
+                <w:b w:val="0"/>
+                <w:i w:val="0"/>
+                <w:sz w:val="15"/>
+              </w:rPr>
+              <w:t>restoring the employer name returns all 2 states to the former V22 bytes exactly</w:t>
+            </w:r>
+          </w:p>
+        </w:tc>
+      </w:tr>
+    </w:tbl>
+    <w:p>
+      <w:pPr>
+        <w:spacing w:after="120"/>
+      </w:pPr>
+    </w:p>
+    <w:p>
+      <w:pPr>
+        <w:spacing w:after="80" w:line="278" w:lineRule="auto"/>
+        <w:ind w:left="547" w:hanging="230"/>
+      </w:pPr>
+      <w:r>
+        <w:rPr>
+          <w:sz w:val="20"/>
+        </w:rPr>
+        <w:t>•   The evidence layer keeps every real employer identity: source manifest, provenance and evidence notes are unchanged.</w:t>
+      </w:r>
+    </w:p>
+    <w:p>
+      <w:pPr>
+        <w:spacing w:after="80" w:line="278" w:lineRule="auto"/>
+        <w:ind w:left="547" w:hanging="230"/>
+      </w:pPr>
+      <w:r>
+        <w:rPr>
+          <w:sz w:val="20"/>
+        </w:rPr>
+        <w:t>•   Job titles, published ranges, quoted requirement language, authority verbs and the September 12, 2026 capture date all remain. Anonymizing identity removed no evidence.</w:t>
+      </w:r>
+    </w:p>
+    <w:p>
+      <w:pPr>
+        <w:spacing w:after="80" w:line="278" w:lineRule="auto"/>
+        <w:ind w:left="547" w:hanging="230"/>
+      </w:pPr>
+      <w:r>
+        <w:rPr>
+          <w:sz w:val="20"/>
+        </w:rPr>
+        <w:t>•   The 15-posting, 11-employer denominator is unchanged, and the ceiling claim stays bounded to this sample.</w:t>
+      </w:r>
+    </w:p>
+    <w:p>
+      <w:pPr>
+        <w:spacing w:after="80" w:line="278" w:lineRule="auto"/>
+        <w:ind w:left="547" w:hanging="230"/>
+      </w:pPr>
+      <w:r>
+        <w:rPr>
+          <w:sz w:val="20"/>
+        </w:rPr>
+        <w:t>•   One card family was renamed so the employer no longer appears in a filename, a map or the asset index.</w:t>
+      </w:r>
+    </w:p>
+    <w:p>
+      <w:pPr>
+        <w:spacing w:after="80" w:line="278" w:lineRule="auto"/>
+        <w:ind w:left="547" w:hanging="230"/>
+      </w:pPr>
+      <w:r>
+        <w:rPr>
+          <w:sz w:val="20"/>
+        </w:rPr>
+        <w:t>•   No Short changed: no employer name appears in any Short, spoken or visual, which was verified rather than assumed.</w:t>
+      </w:r>
+    </w:p>
+    <w:p>
+      <w:pPr>
+        <w:spacing w:before="320" w:after="120"/>
+        <w:keepNext w:val="1"/>
+        <w:keepLines w:val="1"/>
+      </w:pPr>
+      <w:r>
+        <w:rPr>
+          <w:b/>
+          <w:i w:val="0"/>
+          <w:color w:val="112345"/>
+          <w:sz w:val="26"/>
+        </w:rPr>
+        <w:t>REVISED YOUTUBE DESCRIPTIONS</w:t>
+      </w:r>
+    </w:p>
+    <w:p>
+      <w:pPr>
+        <w:spacing w:before="0" w:after="160"/>
+      </w:pPr>
+      <w:r>
+        <w:rPr>
+          <w:b w:val="0"/>
+          <w:i w:val="0"/>
+          <w:sz w:val="21"/>
+        </w:rPr>
+        <w:t>The approved revised description package of September 14 supersedes the description copy this build previously authored. Each description is reproduced verbatim: wording, emojis, resource name and URL are not edited. The superseded copy was removed from the build rather than left beside the real one.</w:t>
+      </w:r>
+    </w:p>
+    <w:tbl>
+      <w:tblPr>
+        <w:tblW w:type="auto" w:w="0"/>
+        <w:jc w:val="left"/>
+        <w:tblBorders>
+          <w:top w:val="single" w:sz="4" w:space="0" w:color="C9BFA8"/>
+          <w:left w:val="single" w:sz="4" w:space="0" w:color="C9BFA8"/>
+          <w:bottom w:val="single" w:sz="4" w:space="0" w:color="C9BFA8"/>
+          <w:right w:val="single" w:sz="4" w:space="0" w:color="C9BFA8"/>
+          <w:insideH w:val="single" w:sz="4" w:space="0" w:color="C9BFA8"/>
+          <w:insideV w:val="single" w:sz="4" w:space="0" w:color="C9BFA8"/>
+        </w:tblBorders>
+        <w:tblLayout w:type="fixed"/>
+        <w:tblLook w:firstColumn="1" w:firstRow="1" w:lastColumn="0" w:lastRow="0" w:noHBand="0" w:noVBand="1" w:val="04A0"/>
+      </w:tblPr>
+      <w:tblGrid>
+        <w:gridCol w:w="3216"/>
+        <w:gridCol w:w="3216"/>
+        <w:gridCol w:w="3216"/>
+      </w:tblGrid>
+      <w:tr>
+        <w:trPr>
+          <w:tblHeader w:val="true"/>
+        </w:trPr>
+        <w:tc>
+          <w:tcPr>
+            <w:tcW w:type="dxa" w:w="1296"/>
+            <w:shd w:val="clear" w:color="auto" w:fill="F3EFE6"/>
+          </w:tcPr>
+          <w:p>
+            <w:pPr>
+              <w:spacing w:before="60" w:after="60" w:line="264" w:lineRule="auto"/>
+            </w:pPr>
+            <w:r/>
+            <w:r>
+              <w:rPr>
+                <w:b/>
+                <w:i w:val="0"/>
+                <w:color w:val="112345"/>
+                <w:sz w:val="17"/>
+              </w:rPr>
+            </w:r>
+          </w:p>
+        </w:tc>
+        <w:tc>
+          <w:tcPr>
+            <w:tcW w:type="dxa" w:w="3456"/>
+            <w:shd w:val="clear" w:color="auto" w:fill="F3EFE6"/>
+          </w:tcPr>
+          <w:p>
+            <w:pPr>
+              <w:spacing w:before="60" w:after="60" w:line="264" w:lineRule="auto"/>
+            </w:pPr>
+            <w:r/>
+            <w:r>
+              <w:rPr>
+                <w:b/>
+                <w:i w:val="0"/>
+                <w:color w:val="112345"/>
+                <w:sz w:val="17"/>
+              </w:rPr>
+              <w:t>RESOURCE</w:t>
+            </w:r>
+          </w:p>
+        </w:tc>
+        <w:tc>
+          <w:tcPr>
+            <w:tcW w:type="dxa" w:w="4896"/>
+            <w:shd w:val="clear" w:color="auto" w:fill="F3EFE6"/>
+          </w:tcPr>
+          <w:p>
+            <w:pPr>
+              <w:spacing w:before="60" w:after="60" w:line="264" w:lineRule="auto"/>
+            </w:pPr>
+            <w:r/>
+            <w:r>
+              <w:rPr>
+                <w:b/>
+                <w:i w:val="0"/>
+                <w:color w:val="112345"/>
+                <w:sz w:val="17"/>
+              </w:rPr>
+              <w:t>URL</w:t>
+            </w:r>
+          </w:p>
+        </w:tc>
+      </w:tr>
+      <w:tr>
+        <w:tc>
+          <w:tcPr>
+            <w:tcW w:type="dxa" w:w="1296"/>
+          </w:tcPr>
+          <w:p>
+            <w:pPr>
+              <w:spacing w:before="60" w:after="60" w:line="264" w:lineRule="auto"/>
+            </w:pPr>
+            <w:r/>
+            <w:r>
+              <w:rPr>
+                <w:b w:val="0"/>
+                <w:i w:val="0"/>
+                <w:sz w:val="17"/>
+              </w:rPr>
+              <w:t>NEW V4</w:t>
+            </w:r>
+          </w:p>
+        </w:tc>
+        <w:tc>
+          <w:tcPr>
+            <w:tcW w:type="dxa" w:w="3456"/>
+          </w:tcPr>
+          <w:p>
+            <w:pPr>
+              <w:spacing w:before="60" w:after="60" w:line="264" w:lineRule="auto"/>
+            </w:pPr>
+            <w:r/>
+            <w:r>
+              <w:rPr>
+                <w:b w:val="0"/>
+                <w:i w:val="0"/>
+                <w:sz w:val="17"/>
+              </w:rPr>
+              <w:t>None, intentionally</w:t>
+            </w:r>
+          </w:p>
+        </w:tc>
+        <w:tc>
+          <w:tcPr>
+            <w:tcW w:type="dxa" w:w="4896"/>
+          </w:tcPr>
+          <w:p>
+            <w:pPr>
+              <w:spacing w:before="60" w:after="60" w:line="264" w:lineRule="auto"/>
+            </w:pPr>
+            <w:r/>
+            <w:r>
+              <w:rPr>
+                <w:b w:val="0"/>
+                <w:i w:val="0"/>
+                <w:sz w:val="17"/>
+              </w:rPr>
+            </w:r>
+          </w:p>
+        </w:tc>
+      </w:tr>
+      <w:tr>
+        <w:tc>
+          <w:tcPr>
+            <w:tcW w:type="dxa" w:w="1296"/>
+          </w:tcPr>
+          <w:p>
+            <w:pPr>
+              <w:spacing w:before="60" w:after="60" w:line="264" w:lineRule="auto"/>
+            </w:pPr>
+            <w:r/>
+            <w:r>
+              <w:rPr>
+                <w:b w:val="0"/>
+                <w:i w:val="0"/>
+                <w:sz w:val="17"/>
+              </w:rPr>
+              <w:t>NEW V5</w:t>
+            </w:r>
+          </w:p>
+        </w:tc>
+        <w:tc>
+          <w:tcPr>
+            <w:tcW w:type="dxa" w:w="3456"/>
+          </w:tcPr>
+          <w:p>
+            <w:pPr>
+              <w:spacing w:before="60" w:after="60" w:line="264" w:lineRule="auto"/>
+            </w:pPr>
+            <w:r/>
+            <w:r>
+              <w:rPr>
+                <w:b w:val="0"/>
+                <w:i w:val="0"/>
+                <w:sz w:val="17"/>
+              </w:rPr>
+              <w:t>Career Decision Evidence Check</w:t>
+            </w:r>
+          </w:p>
+        </w:tc>
+        <w:tc>
+          <w:tcPr>
+            <w:tcW w:type="dxa" w:w="4896"/>
+          </w:tcPr>
+          <w:p>
+            <w:pPr>
+              <w:spacing w:before="60" w:after="60" w:line="264" w:lineRule="auto"/>
+            </w:pPr>
+            <w:r/>
+            <w:r>
+              <w:rPr>
+                <w:b w:val="0"/>
+                <w:i w:val="0"/>
+                <w:sz w:val="17"/>
+              </w:rPr>
+              <w:t>https://temidayoafonja.com/career-decisions</w:t>
+            </w:r>
+          </w:p>
+        </w:tc>
+      </w:tr>
+      <w:tr>
+        <w:tc>
+          <w:tcPr>
+            <w:tcW w:type="dxa" w:w="1296"/>
+          </w:tcPr>
+          <w:p>
+            <w:pPr>
+              <w:spacing w:before="60" w:after="60" w:line="264" w:lineRule="auto"/>
+            </w:pPr>
+            <w:r/>
+            <w:r>
+              <w:rPr>
+                <w:b w:val="0"/>
+                <w:i w:val="0"/>
+                <w:sz w:val="17"/>
+              </w:rPr>
+              <w:t>NEW V6</w:t>
+            </w:r>
+          </w:p>
+        </w:tc>
+        <w:tc>
+          <w:tcPr>
+            <w:tcW w:type="dxa" w:w="3456"/>
+          </w:tcPr>
+          <w:p>
+            <w:pPr>
+              <w:spacing w:before="60" w:after="60" w:line="264" w:lineRule="auto"/>
+            </w:pPr>
+            <w:r/>
+            <w:r>
+              <w:rPr>
+                <w:b w:val="0"/>
+                <w:i w:val="0"/>
+                <w:sz w:val="17"/>
+              </w:rPr>
+              <w:t>Career Evidence Starter</w:t>
+            </w:r>
+          </w:p>
+        </w:tc>
+        <w:tc>
+          <w:tcPr>
+            <w:tcW w:type="dxa" w:w="4896"/>
+          </w:tcPr>
+          <w:p>
+            <w:pPr>
+              <w:spacing w:before="60" w:after="60" w:line="264" w:lineRule="auto"/>
+            </w:pPr>
+            <w:r/>
+            <w:r>
+              <w:rPr>
+                <w:b w:val="0"/>
+                <w:i w:val="0"/>
+                <w:sz w:val="17"/>
+              </w:rPr>
+              <w:t>https://temidayoafonja.com/career-evidence-starter</w:t>
+            </w:r>
+          </w:p>
+        </w:tc>
+      </w:tr>
+      <w:tr>
+        <w:tc>
+          <w:tcPr>
+            <w:tcW w:type="dxa" w:w="1296"/>
+          </w:tcPr>
+          <w:p>
+            <w:pPr>
+              <w:spacing w:before="60" w:after="60" w:line="264" w:lineRule="auto"/>
+            </w:pPr>
+            <w:r/>
+            <w:r>
+              <w:rPr>
+                <w:b w:val="0"/>
+                <w:i w:val="0"/>
+                <w:sz w:val="17"/>
+              </w:rPr>
+              <w:t>NEW V7</w:t>
+            </w:r>
+          </w:p>
+        </w:tc>
+        <w:tc>
+          <w:tcPr>
+            <w:tcW w:type="dxa" w:w="3456"/>
+          </w:tcPr>
+          <w:p>
+            <w:pPr>
+              <w:spacing w:before="60" w:after="60" w:line="264" w:lineRule="auto"/>
+            </w:pPr>
+            <w:r/>
+            <w:r>
+              <w:rPr>
+                <w:b w:val="0"/>
+                <w:i w:val="0"/>
+                <w:sz w:val="17"/>
+              </w:rPr>
+              <w:t>Career Evidence Starter</w:t>
+            </w:r>
+          </w:p>
+        </w:tc>
+        <w:tc>
+          <w:tcPr>
+            <w:tcW w:type="dxa" w:w="4896"/>
+          </w:tcPr>
+          <w:p>
+            <w:pPr>
+              <w:spacing w:before="60" w:after="60" w:line="264" w:lineRule="auto"/>
+            </w:pPr>
+            <w:r/>
+            <w:r>
+              <w:rPr>
+                <w:b w:val="0"/>
+                <w:i w:val="0"/>
+                <w:sz w:val="17"/>
+              </w:rPr>
+              <w:t>https://temidayoafonja.com/career-evidence-starter</w:t>
+            </w:r>
+          </w:p>
+        </w:tc>
+      </w:tr>
+      <w:tr>
+        <w:tc>
+          <w:tcPr>
+            <w:tcW w:type="dxa" w:w="1296"/>
+          </w:tcPr>
+          <w:p>
+            <w:pPr>
+              <w:spacing w:before="60" w:after="60" w:line="264" w:lineRule="auto"/>
+            </w:pPr>
+            <w:r/>
+            <w:r>
+              <w:rPr>
+                <w:b w:val="0"/>
+                <w:i w:val="0"/>
+                <w:sz w:val="17"/>
+              </w:rPr>
+              <w:t>NEW V8</w:t>
+            </w:r>
+          </w:p>
+        </w:tc>
+        <w:tc>
+          <w:tcPr>
+            <w:tcW w:type="dxa" w:w="3456"/>
+          </w:tcPr>
+          <w:p>
+            <w:pPr>
+              <w:spacing w:before="60" w:after="60" w:line="264" w:lineRule="auto"/>
+            </w:pPr>
+            <w:r/>
+            <w:r>
+              <w:rPr>
+                <w:b w:val="0"/>
+                <w:i w:val="0"/>
+                <w:sz w:val="17"/>
+              </w:rPr>
+              <w:t>Keep the Proof</w:t>
+            </w:r>
+          </w:p>
+        </w:tc>
+        <w:tc>
+          <w:tcPr>
+            <w:tcW w:type="dxa" w:w="4896"/>
+          </w:tcPr>
+          <w:p>
+            <w:pPr>
+              <w:spacing w:before="60" w:after="60" w:line="264" w:lineRule="auto"/>
+            </w:pPr>
+            <w:r/>
+            <w:r>
+              <w:rPr>
+                <w:b w:val="0"/>
+                <w:i w:val="0"/>
+                <w:sz w:val="17"/>
+              </w:rPr>
+              <w:t>https://temidayoafonja.com/keep-the-proof</w:t>
+            </w:r>
+          </w:p>
+        </w:tc>
+      </w:tr>
+      <w:tr>
+        <w:tc>
+          <w:tcPr>
+            <w:tcW w:type="dxa" w:w="1296"/>
+          </w:tcPr>
+          <w:p>
+            <w:pPr>
+              <w:spacing w:before="60" w:after="60" w:line="264" w:lineRule="auto"/>
+            </w:pPr>
+            <w:r/>
+            <w:r>
+              <w:rPr>
+                <w:b w:val="0"/>
+                <w:i w:val="0"/>
+                <w:sz w:val="17"/>
+              </w:rPr>
+              <w:t>NEW V9</w:t>
+            </w:r>
+          </w:p>
+        </w:tc>
+        <w:tc>
+          <w:tcPr>
+            <w:tcW w:type="dxa" w:w="3456"/>
+          </w:tcPr>
+          <w:p>
+            <w:pPr>
+              <w:spacing w:before="60" w:after="60" w:line="264" w:lineRule="auto"/>
+            </w:pPr>
+            <w:r/>
+            <w:r>
+              <w:rPr>
+                <w:b w:val="0"/>
+                <w:i w:val="0"/>
+                <w:sz w:val="17"/>
+              </w:rPr>
+              <w:t>Career Decision Evidence Check</w:t>
+            </w:r>
+          </w:p>
+        </w:tc>
+        <w:tc>
+          <w:tcPr>
+            <w:tcW w:type="dxa" w:w="4896"/>
+          </w:tcPr>
+          <w:p>
+            <w:pPr>
+              <w:spacing w:before="60" w:after="60" w:line="264" w:lineRule="auto"/>
+            </w:pPr>
+            <w:r/>
+            <w:r>
+              <w:rPr>
+                <w:b w:val="0"/>
+                <w:i w:val="0"/>
+                <w:sz w:val="17"/>
+              </w:rPr>
+              <w:t>https://temidayoafonja.com/career-decisions</w:t>
+            </w:r>
+          </w:p>
+        </w:tc>
+      </w:tr>
+    </w:tbl>
+    <w:p>
+      <w:pPr>
+        <w:spacing w:after="120"/>
+      </w:pPr>
+    </w:p>
+    <w:p>
+      <w:pPr>
+        <w:spacing w:before="100" w:after="200"/>
+      </w:pPr>
+      <w:r>
+        <w:rPr>
+          <w:b w:val="0"/>
+          <w:i w:val="0"/>
+          <w:color w:val="5A6B82"/>
+          <w:sz w:val="19"/>
+        </w:rPr>
+        <w:t>One relevant resource at most. The resource and Watch Next are kept apart: optional deeper help is not the next content path.</w:t>
+      </w:r>
+    </w:p>
     <w:sectPr>
       <w:footerReference w:type="default" r:id="rId9"/>
       <w:pgSz w:w="12240" w:h="15840"/>
